--- a/docs/documents-word/RESUME_IMPLEMENTATION.docx
+++ b/docs/documents-word/RESUME_IMPLEMENTATION.docx
@@ -50,7 +50,7 @@
       </w:pPr>
       <w:r>
         <w:rPr/>
-        <w:t>Le MVP DR-DOCSCOL couvre les principaux parcours de gestion des demandes et retraits de documents academiques pour:</w:t>
+        <w:t>Le MVP DR-DOCSCOL couvre les principaux parcours de gestion des demandes et retraits de documents scolaires pour:</w:t>
       </w:r>
     </w:p>
     <w:p>
@@ -2138,6 +2138,7 @@
           <w:tab w:val="left" w:pos="709" w:leader="none"/>
         </w:tabs>
         <w:bidi w:val="0"/>
+        <w:spacing w:before="0" w:after="0"/>
         <w:ind w:hanging="283" w:start="709"/>
         <w:jc w:val="start"/>
         <w:rPr/>
@@ -2151,11 +2152,32 @@
       <w:pPr>
         <w:pStyle w:val="BodyText"/>
         <w:numPr>
-          <w:ilvl w:val="0"/>
+          <w:ilvl w:val="1"/>
           <w:numId w:val="11"/>
         </w:numPr>
         <w:tabs>
           <w:tab w:val="clear" w:pos="709"/>
+          <w:tab w:val="left" w:pos="1418" w:leader="none"/>
+        </w:tabs>
+        <w:bidi w:val="0"/>
+        <w:ind w:hanging="283" w:start="1418"/>
+        <w:jc w:val="start"/>
+        <w:rPr/>
+      </w:pPr>
+      <w:r>
+        <w:rPr/>
+        <w:t>Conserver le bareme duplicata: 10 000 FCFA pour un releve, 15 000 FCFA pour un original.</w:t>
+      </w:r>
+    </w:p>
+    <w:p>
+      <w:pPr>
+        <w:pStyle w:val="BodyText"/>
+        <w:numPr>
+          <w:ilvl w:val="0"/>
+          <w:numId w:val="11"/>
+        </w:numPr>
+        <w:tabs>
+          <w:tab w:val="clear" w:pos="709"/>
           <w:tab w:val="left" w:pos="709" w:leader="none"/>
         </w:tabs>
         <w:bidi w:val="0"/>
@@ -2166,6 +2188,27 @@
       <w:r>
         <w:rPr/>
         <w:t>Stocker les justificatifs dans Supabase Storage ou equivalent.</w:t>
+      </w:r>
+    </w:p>
+    <w:p>
+      <w:pPr>
+        <w:pStyle w:val="BodyText"/>
+        <w:numPr>
+          <w:ilvl w:val="0"/>
+          <w:numId w:val="11"/>
+        </w:numPr>
+        <w:tabs>
+          <w:tab w:val="clear" w:pos="709"/>
+          <w:tab w:val="left" w:pos="709" w:leader="none"/>
+        </w:tabs>
+        <w:bidi w:val="0"/>
+        <w:ind w:hanging="283" w:start="709"/>
+        <w:jc w:val="start"/>
+        <w:rPr/>
+      </w:pPr>
+      <w:r>
+        <w:rPr/>
+        <w:t>Ajouter les futures demandes de traduction et de rectification de diplome.</w:t>
       </w:r>
     </w:p>
     <w:p>
@@ -3646,8 +3689,8 @@
     </w:lvl>
     <w:lvl w:ilvl="1">
       <w:start w:val="1"/>
-      <w:numFmt w:val="decimal"/>
-      <w:lvlText w:val="%2."/>
+      <w:numFmt w:val="bullet"/>
+      <w:lvlText w:val=""/>
       <w:lvlJc w:val="start"/>
       <w:pPr>
         <w:tabs>
@@ -3655,12 +3698,14 @@
         </w:tabs>
         <w:ind w:start="1418" w:hanging="283"/>
       </w:pPr>
-      <w:rPr/>
+      <w:rPr>
+        <w:rFonts w:ascii="Symbol" w:hAnsi="Symbol" w:cs="Symbol" w:hint="default"/>
+      </w:rPr>
     </w:lvl>
     <w:lvl w:ilvl="2">
       <w:start w:val="1"/>
-      <w:numFmt w:val="decimal"/>
-      <w:lvlText w:val="%3."/>
+      <w:numFmt w:val="bullet"/>
+      <w:lvlText w:val=""/>
       <w:lvlJc w:val="start"/>
       <w:pPr>
         <w:tabs>
@@ -3668,12 +3713,14 @@
         </w:tabs>
         <w:ind w:start="2127" w:hanging="283"/>
       </w:pPr>
-      <w:rPr/>
+      <w:rPr>
+        <w:rFonts w:ascii="Symbol" w:hAnsi="Symbol" w:cs="Symbol" w:hint="default"/>
+      </w:rPr>
     </w:lvl>
     <w:lvl w:ilvl="3">
       <w:start w:val="1"/>
-      <w:numFmt w:val="decimal"/>
-      <w:lvlText w:val="%4."/>
+      <w:numFmt w:val="bullet"/>
+      <w:lvlText w:val=""/>
       <w:lvlJc w:val="start"/>
       <w:pPr>
         <w:tabs>
@@ -3681,12 +3728,14 @@
         </w:tabs>
         <w:ind w:start="2836" w:hanging="283"/>
       </w:pPr>
-      <w:rPr/>
+      <w:rPr>
+        <w:rFonts w:ascii="Symbol" w:hAnsi="Symbol" w:cs="Symbol" w:hint="default"/>
+      </w:rPr>
     </w:lvl>
     <w:lvl w:ilvl="4">
       <w:start w:val="1"/>
-      <w:numFmt w:val="decimal"/>
-      <w:lvlText w:val="%5."/>
+      <w:numFmt w:val="bullet"/>
+      <w:lvlText w:val=""/>
       <w:lvlJc w:val="start"/>
       <w:pPr>
         <w:tabs>
@@ -3694,12 +3743,14 @@
         </w:tabs>
         <w:ind w:start="3545" w:hanging="283"/>
       </w:pPr>
-      <w:rPr/>
+      <w:rPr>
+        <w:rFonts w:ascii="Symbol" w:hAnsi="Symbol" w:cs="Symbol" w:hint="default"/>
+      </w:rPr>
     </w:lvl>
     <w:lvl w:ilvl="5">
       <w:start w:val="1"/>
-      <w:numFmt w:val="decimal"/>
-      <w:lvlText w:val="%6."/>
+      <w:numFmt w:val="bullet"/>
+      <w:lvlText w:val=""/>
       <w:lvlJc w:val="start"/>
       <w:pPr>
         <w:tabs>
@@ -3707,12 +3758,14 @@
         </w:tabs>
         <w:ind w:start="4254" w:hanging="283"/>
       </w:pPr>
-      <w:rPr/>
+      <w:rPr>
+        <w:rFonts w:ascii="Symbol" w:hAnsi="Symbol" w:cs="Symbol" w:hint="default"/>
+      </w:rPr>
     </w:lvl>
     <w:lvl w:ilvl="6">
       <w:start w:val="1"/>
-      <w:numFmt w:val="decimal"/>
-      <w:lvlText w:val="%7."/>
+      <w:numFmt w:val="bullet"/>
+      <w:lvlText w:val=""/>
       <w:lvlJc w:val="start"/>
       <w:pPr>
         <w:tabs>
@@ -3720,12 +3773,14 @@
         </w:tabs>
         <w:ind w:start="4963" w:hanging="283"/>
       </w:pPr>
-      <w:rPr/>
+      <w:rPr>
+        <w:rFonts w:ascii="Symbol" w:hAnsi="Symbol" w:cs="Symbol" w:hint="default"/>
+      </w:rPr>
     </w:lvl>
     <w:lvl w:ilvl="7">
       <w:start w:val="1"/>
-      <w:numFmt w:val="decimal"/>
-      <w:lvlText w:val="%8."/>
+      <w:numFmt w:val="bullet"/>
+      <w:lvlText w:val=""/>
       <w:lvlJc w:val="start"/>
       <w:pPr>
         <w:tabs>
@@ -3733,12 +3788,14 @@
         </w:tabs>
         <w:ind w:start="5672" w:hanging="283"/>
       </w:pPr>
-      <w:rPr/>
+      <w:rPr>
+        <w:rFonts w:ascii="Symbol" w:hAnsi="Symbol" w:cs="Symbol" w:hint="default"/>
+      </w:rPr>
     </w:lvl>
     <w:lvl w:ilvl="8">
       <w:start w:val="1"/>
-      <w:numFmt w:val="decimal"/>
-      <w:lvlText w:val="%9."/>
+      <w:numFmt w:val="bullet"/>
+      <w:lvlText w:val=""/>
       <w:lvlJc w:val="start"/>
       <w:pPr>
         <w:tabs>
@@ -3746,7 +3803,9 @@
         </w:tabs>
         <w:ind w:start="6381" w:hanging="283"/>
       </w:pPr>
-      <w:rPr/>
+      <w:rPr>
+        <w:rFonts w:ascii="Symbol" w:hAnsi="Symbol" w:cs="Symbol" w:hint="default"/>
+      </w:rPr>
     </w:lvl>
   </w:abstractNum>
   <w:num w:numId="1">
